--- a/1952.3/1952年3月28日，关于国防和经济建设等问题致斯大林电__LLM初注.docx
+++ b/1952.3/1952年3月28日，关于国防和经济建设等问题致斯大林电__LLM初注.docx
@@ -822,18 +822,33 @@
       </w:r>
     </w:p>
     <w:p>
+      <w:commentRangeStart w:id="0"/>
       <w:r>
         <w:t>1. 【需核】“哈顺”是否为中蒙边境实际地名，以及中蒙铁路的具体走向方案，需要核查相关资料。</w:t>
       </w:r>
-    </w:p>
-    <w:p>
+      <w:commentRangeEnd w:id="0"/>
+      <w:r>
+        <w:commentReference w:id="0"/>
+      </w:r>
+    </w:p>
+    <w:p>
+      <w:commentRangeStart w:id="1"/>
       <w:r>
         <w:t>2. 【需核】中苏关于旅顺港苏军撤出延期的谈判过程和时间节点，建议核对《中苏关系史》等相关资料。</w:t>
       </w:r>
-    </w:p>
-    <w:p>
+      <w:commentRangeEnd w:id="1"/>
+      <w:r>
+        <w:commentReference w:id="1"/>
+      </w:r>
+    </w:p>
+    <w:p>
+      <w:commentRangeStart w:id="2"/>
       <w:r>
         <w:t>3. 【需核】“18亿卢布”和“4亿多卢布”等军事贷款数额的准确性，建议核对相关外交档案。</w:t>
+      </w:r>
+      <w:commentRangeEnd w:id="2"/>
+      <w:r>
+        <w:commentReference w:id="2"/>
       </w:r>
     </w:p>
     <w:sectPr>
@@ -849,6 +864,32 @@
     </w:sectPr>
   </w:body>
 </w:document>
+</file>
+
+<file path=word/comments.xml><?xml version="1.0" encoding="utf-8"?>
+<w:comments xmlns:w="http://schemas.openxmlformats.org/wordprocessingml/2006/main">
+  <w:comment w:id="0" w:author="LLM初注待核" w:date="2026-07-05T15:07:27Z">
+    <w:p>
+      <w:r>
+        <w:t>【需核】“哈顺”是否为中蒙边境实际地名，以及中蒙铁路的具体走向方案，需要核查相关资料。</w:t>
+      </w:r>
+    </w:p>
+  </w:comment>
+  <w:comment w:id="1" w:author="LLM初注待核" w:date="2026-07-05T15:07:27Z">
+    <w:p>
+      <w:r>
+        <w:t>【需核】中苏关于旅顺港苏军撤出延期的谈判过程和时间节点，建议核对《中苏关系史》等相关资料。</w:t>
+      </w:r>
+    </w:p>
+  </w:comment>
+  <w:comment w:id="2" w:author="LLM初注待核" w:date="2026-07-05T15:07:27Z">
+    <w:p>
+      <w:r>
+        <w:t>【需核】“18亿卢布”和“4亿多卢布”等军事贷款数额的准确性，建议核对相关外交档案。</w:t>
+      </w:r>
+    </w:p>
+  </w:comment>
+</w:comments>
 </file>
 
 <file path=word/footer1.xml><?xml version="1.0" encoding="utf-8"?>

--- a/1952.3/1952年3月28日，关于国防和经济建设等问题致斯大林电__LLM初注.docx
+++ b/1952.3/1952年3月28日，关于国防和经济建设等问题致斯大林电__LLM初注.docx
@@ -828,6 +828,9 @@
       </w:r>
       <w:commentRangeEnd w:id="0"/>
       <w:r>
+        <w:rPr>
+          <w:rStyle w:val="CommentReference"/>
+        </w:rPr>
         <w:commentReference w:id="0"/>
       </w:r>
     </w:p>
@@ -838,6 +841,9 @@
       </w:r>
       <w:commentRangeEnd w:id="1"/>
       <w:r>
+        <w:rPr>
+          <w:rStyle w:val="CommentReference"/>
+        </w:rPr>
         <w:commentReference w:id="1"/>
       </w:r>
     </w:p>
@@ -848,6 +854,9 @@
       </w:r>
       <w:commentRangeEnd w:id="2"/>
       <w:r>
+        <w:rPr>
+          <w:rStyle w:val="CommentReference"/>
+        </w:rPr>
         <w:commentReference w:id="2"/>
       </w:r>
     </w:p>
@@ -870,6 +879,9 @@
 <w:comments xmlns:w="http://schemas.openxmlformats.org/wordprocessingml/2006/main">
   <w:comment w:id="0" w:author="LLM初注待核" w:date="2026-07-05T15:07:27Z">
     <w:p>
+      <w:pPr>
+        <w:pStyle w:val="CommentText"/>
+      </w:pPr>
       <w:r>
         <w:t>【需核】“哈顺”是否为中蒙边境实际地名，以及中蒙铁路的具体走向方案，需要核查相关资料。</w:t>
       </w:r>
@@ -877,6 +889,9 @@
   </w:comment>
   <w:comment w:id="1" w:author="LLM初注待核" w:date="2026-07-05T15:07:27Z">
     <w:p>
+      <w:pPr>
+        <w:pStyle w:val="CommentText"/>
+      </w:pPr>
       <w:r>
         <w:t>【需核】中苏关于旅顺港苏军撤出延期的谈判过程和时间节点，建议核对《中苏关系史》等相关资料。</w:t>
       </w:r>
@@ -884,6 +899,9 @@
   </w:comment>
   <w:comment w:id="2" w:author="LLM初注待核" w:date="2026-07-05T15:07:27Z">
     <w:p>
+      <w:pPr>
+        <w:pStyle w:val="CommentText"/>
+      </w:pPr>
       <w:r>
         <w:t>【需核】“18亿卢布”和“4亿多卢布”等军事贷款数额的准确性，建议核对相关外交档案。</w:t>
       </w:r>

--- a/1952.3/1952年3月28日，关于国防和经济建设等问题致斯大林电__LLM初注.docx
+++ b/1952.3/1952年3月28日，关于国防和经济建设等问题致斯大林电__LLM初注.docx
@@ -49,13 +49,16 @@
       </w:r>
       <w:r>
         <w:rPr>
+          <w:rStyle w:val="FootnoteReference"/>
           <w:rFonts w:hint="eastAsia" w:ascii="仿宋" w:hAnsi="仿宋" w:eastAsia="仿宋" w:cs="仿宋"/>
           <w:sz w:val="36"/>
           <w:szCs w:val="36"/>
           <w:vertAlign w:val="superscript"/>
           <w:lang w:val="en-US" w:eastAsia="zh-CN"/>
         </w:rPr>
+        <w:t>[</w:t>
         <w:footnoteReference w:id="0"/>
+        <w:t>]</w:t>
       </w:r>
       <w:r>
         <w:rPr>
@@ -205,11 +208,18 @@
       <w:r>
         <w:rPr>
           <w:rStyle w:val="FootnoteReference"/>
-        </w:rPr>
+          <w:vertAlign w:val="superscript"/>
+        </w:rPr>
+        <w:t>[</w:t>
         <w:footnoteReference w:id="4"/>
-      </w:r>
-      <w:r>
-        <w:rPr/>
+        <w:t>]</w:t>
+      </w:r>
+      <w:r>
+        <w:rPr>
+          <w:rFonts w:hint="eastAsia" w:ascii="仿宋" w:hAnsi="仿宋" w:eastAsia="仿宋"/>
+          <w:sz w:val="32"/>
+          <w:szCs w:val="32"/>
+        </w:rPr>
         <w:t xml:space="preserve">前景较为明朗的时候来搞，情况一旦明朗，我们将立即向您提出关于总计划的报告，以便您对我国的国防和经济建设有个清楚的概念，尔后根据需要和可能决定给我们提供援助的数额和方式。</w:t>
       </w:r>
     </w:p>
@@ -314,31 +324,52 @@
       <w:r>
         <w:rPr>
           <w:rStyle w:val="FootnoteReference"/>
-        </w:rPr>
+          <w:vertAlign w:val="superscript"/>
+        </w:rPr>
+        <w:t>[</w:t>
         <w:footnoteReference w:id="5"/>
-      </w:r>
-      <w:r>
-        <w:rPr/>
+        <w:t>]</w:t>
+      </w:r>
+      <w:r>
+        <w:rPr>
+          <w:rFonts w:hint="eastAsia" w:ascii="仿宋" w:hAnsi="仿宋" w:eastAsia="仿宋"/>
+          <w:sz w:val="32"/>
+          <w:szCs w:val="32"/>
+        </w:rPr>
         <w:t>问题。由于非法的美日和平条约</w:t>
       </w:r>
       <w:r>
         <w:rPr>
           <w:rStyle w:val="FootnoteReference"/>
-        </w:rPr>
+          <w:vertAlign w:val="superscript"/>
+        </w:rPr>
+        <w:t>[</w:t>
         <w:footnoteReference w:id="6"/>
-      </w:r>
-      <w:r>
-        <w:rPr/>
+        <w:t>]</w:t>
+      </w:r>
+      <w:r>
+        <w:rPr>
+          <w:rFonts w:hint="eastAsia" w:ascii="仿宋" w:hAnsi="仿宋" w:eastAsia="仿宋"/>
+          <w:sz w:val="32"/>
+          <w:szCs w:val="32"/>
+        </w:rPr>
         <w:t>特别是美日安全条约</w:t>
       </w:r>
       <w:r>
         <w:rPr>
           <w:rStyle w:val="FootnoteReference"/>
-        </w:rPr>
+          <w:vertAlign w:val="superscript"/>
+        </w:rPr>
+        <w:t>[</w:t>
         <w:footnoteReference w:id="7"/>
-      </w:r>
-      <w:r>
-        <w:rPr/>
+        <w:t>]</w:t>
+      </w:r>
+      <w:r>
+        <w:rPr>
+          <w:rFonts w:hint="eastAsia" w:ascii="仿宋" w:hAnsi="仿宋" w:eastAsia="仿宋"/>
+          <w:sz w:val="32"/>
+          <w:szCs w:val="32"/>
+        </w:rPr>
         <w:t xml:space="preserve">的缔结，我们认为中国政府有根据也有必要请苏联政府让苏军留在旅顺港地区，并在1952年底不撤出旅顺港。如果您同意，那我们就委派代表准备于今年5月中旬抵达莫斯科就此问题进行谈判。</w:t>
       </w:r>
     </w:p>
@@ -377,11 +408,18 @@
       <w:r>
         <w:rPr>
           <w:rStyle w:val="FootnoteReference"/>
-        </w:rPr>
+          <w:vertAlign w:val="superscript"/>
+        </w:rPr>
+        <w:t>[</w:t>
         <w:footnoteReference w:id="14"/>
-      </w:r>
-      <w:r>
-        <w:rPr/>
+        <w:t>]</w:t>
+      </w:r>
+      <w:r>
+        <w:rPr>
+          <w:rFonts w:hint="eastAsia" w:ascii="仿宋" w:hAnsi="仿宋" w:eastAsia="仿宋"/>
+          <w:sz w:val="32"/>
+          <w:szCs w:val="32"/>
+        </w:rPr>
         <w:t xml:space="preserve">同志及其参谋长罗舜初同志和两名中国海军的工程和造船专家到莫斯科与苏联海军部的同志进行谈判。如果您同意，那我们就下达指示，派这些同志前往莫斯科。</w:t>
       </w:r>
     </w:p>
@@ -453,11 +491,18 @@
       <w:r>
         <w:rPr>
           <w:rStyle w:val="FootnoteReference"/>
-        </w:rPr>
+          <w:vertAlign w:val="superscript"/>
+        </w:rPr>
+        <w:t>[</w:t>
         <w:footnoteReference w:id="15"/>
-      </w:r>
-      <w:r>
-        <w:rPr/>
+        <w:t>]</w:t>
+      </w:r>
+      <w:r>
+        <w:rPr>
+          <w:rFonts w:hint="eastAsia" w:ascii="仿宋" w:hAnsi="仿宋" w:eastAsia="仿宋"/>
+          <w:sz w:val="32"/>
+          <w:szCs w:val="32"/>
+        </w:rPr>
         <w:t xml:space="preserve">提供武器和军用物资问题。除1951年给4个师提供的武器和军用物资以外，按修改后的计划，另一批物资提供应在今年4月开始。国内军队整编也将在今年4月开始。如果没有新的变动，我们希望在1952年获得16个师的武器和军用物资，1953年获得20个师的，1954年获得20个师的。在我们所获得武器装备的4个师中，有3个师的武器装备将转交朝鲜人民军前线。至于60个步兵师武器装备的军事贷款，我们也打算委派代表前往莫斯科就其办理的具体程序进行谈判。</w:t>
       </w:r>
     </w:p>
@@ -496,41 +541,69 @@
       <w:r>
         <w:rPr>
           <w:rStyle w:val="FootnoteReference"/>
-        </w:rPr>
+          <w:vertAlign w:val="superscript"/>
+        </w:rPr>
+        <w:t>[</w:t>
         <w:footnoteReference w:id="8"/>
-      </w:r>
-      <w:r>
-        <w:rPr/>
+        <w:t>]</w:t>
+      </w:r>
+      <w:r>
+        <w:rPr>
+          <w:rFonts w:hint="eastAsia" w:ascii="仿宋" w:hAnsi="仿宋" w:eastAsia="仿宋"/>
+          <w:sz w:val="32"/>
+          <w:szCs w:val="32"/>
+        </w:rPr>
         <w:t>的铁路修建问题。如果您认为修建这条铁路比修建从中国西北部通往苏联的铁路更为紧迫而且更有必要，考虑到苏联同时开始修建该铁路从乌兰巴托</w:t>
       </w:r>
       <w:r>
         <w:rPr>
           <w:rStyle w:val="FootnoteReference"/>
-        </w:rPr>
+          <w:vertAlign w:val="superscript"/>
+        </w:rPr>
+        <w:t>[</w:t>
         <w:footnoteReference w:id="10"/>
-      </w:r>
-      <w:r>
-        <w:rPr/>
+        <w:t>]</w:t>
+      </w:r>
+      <w:r>
+        <w:rPr>
+          <w:rFonts w:hint="eastAsia" w:ascii="仿宋" w:hAnsi="仿宋" w:eastAsia="仿宋"/>
+          <w:sz w:val="32"/>
+          <w:szCs w:val="32"/>
+        </w:rPr>
         <w:t>向中蒙边境延伸的这一段，则我们准备于今年下半年开始进行勘察工作，于1953年开始修建。至于这一铁路的运行路线，我们认为它始于集宁</w:t>
       </w:r>
       <w:r>
         <w:rPr>
           <w:rStyle w:val="FootnoteReference"/>
-        </w:rPr>
+          <w:vertAlign w:val="superscript"/>
+        </w:rPr>
+        <w:t>[</w:t>
         <w:footnoteReference w:id="11"/>
-      </w:r>
-      <w:r>
-        <w:rPr/>
+        <w:t>]</w:t>
+      </w:r>
+      <w:r>
+        <w:rPr>
+          <w:rFonts w:hint="eastAsia" w:ascii="仿宋" w:hAnsi="仿宋" w:eastAsia="仿宋"/>
+          <w:sz w:val="32"/>
+          <w:szCs w:val="32"/>
+        </w:rPr>
         <w:t xml:space="preserve">站或包头站进入中国的绥远省</w:t>
       </w:r>
       <w:r>
         <w:rPr>
           <w:rStyle w:val="FootnoteReference"/>
-        </w:rPr>
+          <w:vertAlign w:val="superscript"/>
+        </w:rPr>
+        <w:t>[</w:t>
         <w:footnoteReference w:id="9"/>
-      </w:r>
-      <w:r>
-        <w:rPr/>
+        <w:t>]</w:t>
+      </w:r>
+      <w:r>
+        <w:rPr>
+          <w:rFonts w:hint="eastAsia" w:ascii="仿宋" w:hAnsi="仿宋" w:eastAsia="仿宋"/>
+          <w:sz w:val="32"/>
+          <w:szCs w:val="32"/>
+        </w:rPr>
         <w:t xml:space="preserve">，经中蒙边境的哈顺延伸到蒙古人民共和国的乌兰巴托，比从张家口延伸到乌兰巴托要好。当然，最后决定要在对该铁路修建路线进行预先勘察之后才能做出。</w:t>
       </w:r>
     </w:p>
@@ -569,21 +642,35 @@
       <w:r>
         <w:rPr>
           <w:rStyle w:val="FootnoteReference"/>
-        </w:rPr>
+          <w:vertAlign w:val="superscript"/>
+        </w:rPr>
+        <w:t>[</w:t>
         <w:footnoteReference w:id="12"/>
-      </w:r>
-      <w:r>
-        <w:rPr/>
+        <w:t>]</w:t>
+      </w:r>
+      <w:r>
+        <w:rPr>
+          <w:rFonts w:hint="eastAsia" w:ascii="仿宋" w:hAnsi="仿宋" w:eastAsia="仿宋"/>
+          <w:sz w:val="32"/>
+          <w:szCs w:val="32"/>
+        </w:rPr>
         <w:t>，总长2000公里，与苏联的土耳其斯坦-西伯利亚干线</w:t>
       </w:r>
       <w:r>
         <w:rPr>
           <w:rStyle w:val="FootnoteReference"/>
-        </w:rPr>
+          <w:vertAlign w:val="superscript"/>
+        </w:rPr>
+        <w:t>[</w:t>
         <w:footnoteReference w:id="13"/>
-      </w:r>
-      <w:r>
-        <w:rPr/>
+        <w:t>]</w:t>
+      </w:r>
+      <w:r>
+        <w:rPr>
+          <w:rFonts w:hint="eastAsia" w:ascii="仿宋" w:hAnsi="仿宋" w:eastAsia="仿宋"/>
+          <w:sz w:val="32"/>
+          <w:szCs w:val="32"/>
+        </w:rPr>
         <w:t xml:space="preserve">相接的铁路，则这对苏联和中国都更为有利。我们不知道苏联政府对此问题的意见，苏联政府在修建这一铁路的事业中能否以铁路设施援助我们。</w:t>
       </w:r>
     </w:p>
@@ -622,21 +709,35 @@
       <w:r>
         <w:rPr>
           <w:rStyle w:val="FootnoteReference"/>
-        </w:rPr>
+          <w:vertAlign w:val="superscript"/>
+        </w:rPr>
+        <w:t>[</w:t>
         <w:footnoteReference w:id="16"/>
-      </w:r>
-      <w:r>
-        <w:rPr/>
+        <w:t>]</w:t>
+      </w:r>
+      <w:r>
+        <w:rPr>
+          <w:rFonts w:hint="eastAsia" w:ascii="仿宋" w:hAnsi="仿宋" w:eastAsia="仿宋"/>
+          <w:sz w:val="32"/>
+          <w:szCs w:val="32"/>
+        </w:rPr>
         <w:t>问题。在对这一问题进行多次研究后，我们得出的结论是，急需苏联专家方面的援助，以及技术援助。但按中苏合资公司形式创办中苏股份公司</w:t>
       </w:r>
       <w:r>
         <w:rPr>
           <w:rStyle w:val="FootnoteReference"/>
-        </w:rPr>
+          <w:vertAlign w:val="superscript"/>
+        </w:rPr>
+        <w:t>[</w:t>
         <w:footnoteReference w:id="17"/>
-      </w:r>
-      <w:r>
-        <w:rPr/>
+        <w:t>]</w:t>
+      </w:r>
+      <w:r>
+        <w:rPr>
+          <w:rFonts w:hint="eastAsia" w:ascii="仿宋" w:hAnsi="仿宋" w:eastAsia="仿宋"/>
+          <w:sz w:val="32"/>
+          <w:szCs w:val="32"/>
+        </w:rPr>
         <w:t xml:space="preserve">来开发橡胶，在中国目前政治情况下不太合适。因此对种植橡胶树问题，我们建议同苏联政府缔结提供贷款和技术设备协定，该协定规定保证以提供生产的橡胶偿还贷款，并给苏联提供年产橡胶量的50％以上，而且按优惠价格提供，即按世界市场价打一定折扣。</w:t>
       </w:r>
     </w:p>

--- a/1952.3/1952年3月28日，关于国防和经济建设等问题致斯大林电__LLM初注.docx
+++ b/1952.3/1952年3月28日，关于国防和经济建设等问题致斯大林电__LLM初注.docx
@@ -39,36 +39,19 @@
       </w:r>
       <w:r>
         <w:rPr>
-          <w:rFonts w:hint="eastAsia" w:ascii="仿宋" w:hAnsi="仿宋" w:eastAsia="仿宋" w:cs="仿宋"/>
-          <w:sz w:val="36"/>
-          <w:szCs w:val="36"/>
-          <w:vertAlign w:val="superscript"/>
-          <w:lang w:val="en-US" w:eastAsia="zh-CN"/>
-        </w:rPr>
-        <w:t>[</w:t>
-      </w:r>
-      <w:r>
-        <w:rPr>
-          <w:rStyle w:val="FootnoteReference"/>
-          <w:rFonts w:hint="eastAsia" w:ascii="仿宋" w:hAnsi="仿宋" w:eastAsia="仿宋" w:cs="仿宋"/>
-          <w:sz w:val="36"/>
-          <w:szCs w:val="36"/>
-          <w:vertAlign w:val="superscript"/>
-          <w:lang w:val="en-US" w:eastAsia="zh-CN"/>
-        </w:rPr>
-        <w:t>[</w:t>
+          <w:rStyle w:val="FootnoteReference"/>
+          <w:vertAlign w:val="superscript"/>
+        </w:rPr>
+        <w:t>[1]</w:t>
+      </w:r>
+      <w:r>
+        <w:rPr>
+          <w:rStyle w:val="FootnoteReference"/>
+          <w:vertAlign w:val="superscript"/>
+          <w:vanish/>
+          <w:specVanish/>
+        </w:rPr>
         <w:footnoteReference w:id="0"/>
-        <w:t>]</w:t>
-      </w:r>
-      <w:r>
-        <w:rPr>
-          <w:rFonts w:hint="eastAsia" w:ascii="仿宋" w:hAnsi="仿宋" w:eastAsia="仿宋" w:cs="仿宋"/>
-          <w:sz w:val="36"/>
-          <w:szCs w:val="36"/>
-          <w:vertAlign w:val="superscript"/>
-          <w:lang w:val="en-US" w:eastAsia="zh-CN"/>
-        </w:rPr>
-        <w:t>]</w:t>
       </w:r>
       <w:bookmarkStart w:id="0" w:name="_GoBack"/>
       <w:bookmarkEnd w:id="0"/>
@@ -210,9 +193,16 @@
           <w:rStyle w:val="FootnoteReference"/>
           <w:vertAlign w:val="superscript"/>
         </w:rPr>
-        <w:t>[</w:t>
+        <w:t>[2]</w:t>
+      </w:r>
+      <w:r>
+        <w:rPr>
+          <w:rStyle w:val="FootnoteReference"/>
+          <w:vertAlign w:val="superscript"/>
+          <w:vanish/>
+          <w:specVanish/>
+        </w:rPr>
         <w:footnoteReference w:id="4"/>
-        <w:t>]</w:t>
       </w:r>
       <w:r>
         <w:rPr>
@@ -326,9 +316,16 @@
           <w:rStyle w:val="FootnoteReference"/>
           <w:vertAlign w:val="superscript"/>
         </w:rPr>
-        <w:t>[</w:t>
+        <w:t>[3]</w:t>
+      </w:r>
+      <w:r>
+        <w:rPr>
+          <w:rStyle w:val="FootnoteReference"/>
+          <w:vertAlign w:val="superscript"/>
+          <w:vanish/>
+          <w:specVanish/>
+        </w:rPr>
         <w:footnoteReference w:id="5"/>
-        <w:t>]</w:t>
       </w:r>
       <w:r>
         <w:rPr>
@@ -343,9 +340,16 @@
           <w:rStyle w:val="FootnoteReference"/>
           <w:vertAlign w:val="superscript"/>
         </w:rPr>
-        <w:t>[</w:t>
+        <w:t>[4]</w:t>
+      </w:r>
+      <w:r>
+        <w:rPr>
+          <w:rStyle w:val="FootnoteReference"/>
+          <w:vertAlign w:val="superscript"/>
+          <w:vanish/>
+          <w:specVanish/>
+        </w:rPr>
         <w:footnoteReference w:id="6"/>
-        <w:t>]</w:t>
       </w:r>
       <w:r>
         <w:rPr>
@@ -360,9 +364,16 @@
           <w:rStyle w:val="FootnoteReference"/>
           <w:vertAlign w:val="superscript"/>
         </w:rPr>
-        <w:t>[</w:t>
+        <w:t>[5]</w:t>
+      </w:r>
+      <w:r>
+        <w:rPr>
+          <w:rStyle w:val="FootnoteReference"/>
+          <w:vertAlign w:val="superscript"/>
+          <w:vanish/>
+          <w:specVanish/>
+        </w:rPr>
         <w:footnoteReference w:id="7"/>
-        <w:t>]</w:t>
       </w:r>
       <w:r>
         <w:rPr>
@@ -410,9 +421,16 @@
           <w:rStyle w:val="FootnoteReference"/>
           <w:vertAlign w:val="superscript"/>
         </w:rPr>
-        <w:t>[</w:t>
+        <w:t>[6]</w:t>
+      </w:r>
+      <w:r>
+        <w:rPr>
+          <w:rStyle w:val="FootnoteReference"/>
+          <w:vertAlign w:val="superscript"/>
+          <w:vanish/>
+          <w:specVanish/>
+        </w:rPr>
         <w:footnoteReference w:id="14"/>
-        <w:t>]</w:t>
       </w:r>
       <w:r>
         <w:rPr>
@@ -493,9 +511,16 @@
           <w:rStyle w:val="FootnoteReference"/>
           <w:vertAlign w:val="superscript"/>
         </w:rPr>
-        <w:t>[</w:t>
+        <w:t>[7]</w:t>
+      </w:r>
+      <w:r>
+        <w:rPr>
+          <w:rStyle w:val="FootnoteReference"/>
+          <w:vertAlign w:val="superscript"/>
+          <w:vanish/>
+          <w:specVanish/>
+        </w:rPr>
         <w:footnoteReference w:id="15"/>
-        <w:t>]</w:t>
       </w:r>
       <w:r>
         <w:rPr>
@@ -543,9 +568,16 @@
           <w:rStyle w:val="FootnoteReference"/>
           <w:vertAlign w:val="superscript"/>
         </w:rPr>
-        <w:t>[</w:t>
+        <w:t>[8]</w:t>
+      </w:r>
+      <w:r>
+        <w:rPr>
+          <w:rStyle w:val="FootnoteReference"/>
+          <w:vertAlign w:val="superscript"/>
+          <w:vanish/>
+          <w:specVanish/>
+        </w:rPr>
         <w:footnoteReference w:id="8"/>
-        <w:t>]</w:t>
       </w:r>
       <w:r>
         <w:rPr>
@@ -560,9 +592,16 @@
           <w:rStyle w:val="FootnoteReference"/>
           <w:vertAlign w:val="superscript"/>
         </w:rPr>
-        <w:t>[</w:t>
+        <w:t>[9]</w:t>
+      </w:r>
+      <w:r>
+        <w:rPr>
+          <w:rStyle w:val="FootnoteReference"/>
+          <w:vertAlign w:val="superscript"/>
+          <w:vanish/>
+          <w:specVanish/>
+        </w:rPr>
         <w:footnoteReference w:id="10"/>
-        <w:t>]</w:t>
       </w:r>
       <w:r>
         <w:rPr>
@@ -577,9 +616,16 @@
           <w:rStyle w:val="FootnoteReference"/>
           <w:vertAlign w:val="superscript"/>
         </w:rPr>
-        <w:t>[</w:t>
+        <w:t>[10]</w:t>
+      </w:r>
+      <w:r>
+        <w:rPr>
+          <w:rStyle w:val="FootnoteReference"/>
+          <w:vertAlign w:val="superscript"/>
+          <w:vanish/>
+          <w:specVanish/>
+        </w:rPr>
         <w:footnoteReference w:id="11"/>
-        <w:t>]</w:t>
       </w:r>
       <w:r>
         <w:rPr>
@@ -594,9 +640,16 @@
           <w:rStyle w:val="FootnoteReference"/>
           <w:vertAlign w:val="superscript"/>
         </w:rPr>
-        <w:t>[</w:t>
+        <w:t>[11]</w:t>
+      </w:r>
+      <w:r>
+        <w:rPr>
+          <w:rStyle w:val="FootnoteReference"/>
+          <w:vertAlign w:val="superscript"/>
+          <w:vanish/>
+          <w:specVanish/>
+        </w:rPr>
         <w:footnoteReference w:id="9"/>
-        <w:t>]</w:t>
       </w:r>
       <w:r>
         <w:rPr>
@@ -644,9 +697,16 @@
           <w:rStyle w:val="FootnoteReference"/>
           <w:vertAlign w:val="superscript"/>
         </w:rPr>
-        <w:t>[</w:t>
+        <w:t>[12]</w:t>
+      </w:r>
+      <w:r>
+        <w:rPr>
+          <w:rStyle w:val="FootnoteReference"/>
+          <w:vertAlign w:val="superscript"/>
+          <w:vanish/>
+          <w:specVanish/>
+        </w:rPr>
         <w:footnoteReference w:id="12"/>
-        <w:t>]</w:t>
       </w:r>
       <w:r>
         <w:rPr>
@@ -661,9 +721,16 @@
           <w:rStyle w:val="FootnoteReference"/>
           <w:vertAlign w:val="superscript"/>
         </w:rPr>
-        <w:t>[</w:t>
+        <w:t>[13]</w:t>
+      </w:r>
+      <w:r>
+        <w:rPr>
+          <w:rStyle w:val="FootnoteReference"/>
+          <w:vertAlign w:val="superscript"/>
+          <w:vanish/>
+          <w:specVanish/>
+        </w:rPr>
         <w:footnoteReference w:id="13"/>
-        <w:t>]</w:t>
       </w:r>
       <w:r>
         <w:rPr>
@@ -711,9 +778,16 @@
           <w:rStyle w:val="FootnoteReference"/>
           <w:vertAlign w:val="superscript"/>
         </w:rPr>
-        <w:t>[</w:t>
+        <w:t>[14]</w:t>
+      </w:r>
+      <w:r>
+        <w:rPr>
+          <w:rStyle w:val="FootnoteReference"/>
+          <w:vertAlign w:val="superscript"/>
+          <w:vanish/>
+          <w:specVanish/>
+        </w:rPr>
         <w:footnoteReference w:id="16"/>
-        <w:t>]</w:t>
       </w:r>
       <w:r>
         <w:rPr>
@@ -728,9 +802,16 @@
           <w:rStyle w:val="FootnoteReference"/>
           <w:vertAlign w:val="superscript"/>
         </w:rPr>
-        <w:t>[</w:t>
+        <w:t>[15]</w:t>
+      </w:r>
+      <w:r>
+        <w:rPr>
+          <w:rStyle w:val="FootnoteReference"/>
+          <w:vertAlign w:val="superscript"/>
+          <w:vanish/>
+          <w:specVanish/>
+        </w:rPr>
         <w:footnoteReference w:id="17"/>
-        <w:t>]</w:t>
       </w:r>
       <w:r>
         <w:rPr>
@@ -1142,33 +1223,9 @@
       </w:pPr>
       <w:r>
         <w:rPr>
-          <w:rFonts w:hint="eastAsia" w:asciiTheme="minorEastAsia" w:hAnsiTheme="minorEastAsia" w:eastAsiaTheme="minorEastAsia" w:cstheme="minorBidi"/>
-          <w:kern w:val="2"/>
-          <w:sz w:val="21"/>
-          <w:szCs w:val="21"/>
-          <w:lang w:val="en-US" w:eastAsia="zh-CN" w:bidi="ar-SA"/>
-        </w:rPr>
-        <w:t>[</w:t>
-      </w:r>
-      <w:r>
-        <w:rPr>
-          <w:rFonts w:hint="eastAsia" w:asciiTheme="minorEastAsia" w:hAnsiTheme="minorEastAsia" w:eastAsiaTheme="minorEastAsia" w:cstheme="minorBidi"/>
-          <w:kern w:val="2"/>
-          <w:sz w:val="21"/>
-          <w:szCs w:val="21"/>
-          <w:lang w:val="en-US" w:eastAsia="zh-CN" w:bidi="ar-SA"/>
-        </w:rPr>
-        <w:footnoteRef/>
-      </w:r>
-      <w:r>
-        <w:rPr>
-          <w:rFonts w:hint="eastAsia" w:asciiTheme="minorEastAsia" w:hAnsiTheme="minorEastAsia" w:eastAsiaTheme="minorEastAsia" w:cstheme="minorBidi"/>
-          <w:kern w:val="2"/>
-          <w:sz w:val="21"/>
-          <w:szCs w:val="21"/>
-          <w:lang w:val="en-US" w:eastAsia="zh-CN" w:bidi="ar-SA"/>
-        </w:rPr>
-        <w:t>]</w:t>
+          <w:rStyle w:val="FootnoteReference"/>
+        </w:rPr>
+        <w:t>[1]</w:t>
       </w:r>
       <w:r>
         <w:rPr>
@@ -1235,13 +1292,9 @@
       </w:pPr>
       <w:r>
         <w:rPr>
-          <w:rFonts w:asciiTheme="minorEastAsia" w:hAnsiTheme="minorEastAsia" w:eastAsiaTheme="minorEastAsia" w:cstheme="minorBidi"/>
-          <w:kern w:val="2"/>
-          <w:sz w:val="21"/>
-          <w:szCs w:val="21"/>
-          <w:lang w:val="en-US" w:eastAsia="zh-CN" w:bidi="ar-SA"/>
-        </w:rPr>
-        <w:footnoteRef/>
+          <w:rStyle w:val="FootnoteReference"/>
+        </w:rPr>
+        <w:t>[2]</w:t>
       </w:r>
       <w:r>
         <w:rPr>
@@ -1268,13 +1321,9 @@
       </w:pPr>
       <w:r>
         <w:rPr>
-          <w:rFonts w:asciiTheme="minorEastAsia" w:hAnsiTheme="minorEastAsia" w:eastAsiaTheme="minorEastAsia" w:cstheme="minorBidi"/>
-          <w:kern w:val="2"/>
-          <w:sz w:val="21"/>
-          <w:szCs w:val="21"/>
-          <w:lang w:val="en-US" w:eastAsia="zh-CN" w:bidi="ar-SA"/>
-        </w:rPr>
-        <w:footnoteRef/>
+          <w:rStyle w:val="FootnoteReference"/>
+        </w:rPr>
+        <w:t>[3]</w:t>
       </w:r>
       <w:r>
         <w:rPr>
@@ -1301,13 +1350,9 @@
       </w:pPr>
       <w:r>
         <w:rPr>
-          <w:rFonts w:asciiTheme="minorEastAsia" w:hAnsiTheme="minorEastAsia" w:eastAsiaTheme="minorEastAsia" w:cstheme="minorBidi"/>
-          <w:kern w:val="2"/>
-          <w:sz w:val="21"/>
-          <w:szCs w:val="21"/>
-          <w:lang w:val="en-US" w:eastAsia="zh-CN" w:bidi="ar-SA"/>
-        </w:rPr>
-        <w:footnoteRef/>
+          <w:rStyle w:val="FootnoteReference"/>
+        </w:rPr>
+        <w:t>[4]</w:t>
       </w:r>
       <w:r>
         <w:rPr>
@@ -1334,13 +1379,9 @@
       </w:pPr>
       <w:r>
         <w:rPr>
-          <w:rFonts w:asciiTheme="minorEastAsia" w:hAnsiTheme="minorEastAsia" w:eastAsiaTheme="minorEastAsia" w:cstheme="minorBidi"/>
-          <w:kern w:val="2"/>
-          <w:sz w:val="21"/>
-          <w:szCs w:val="21"/>
-          <w:lang w:val="en-US" w:eastAsia="zh-CN" w:bidi="ar-SA"/>
-        </w:rPr>
-        <w:footnoteRef/>
+          <w:rStyle w:val="FootnoteReference"/>
+        </w:rPr>
+        <w:t>[5]</w:t>
       </w:r>
       <w:r>
         <w:rPr>
@@ -1367,13 +1408,9 @@
       </w:pPr>
       <w:r>
         <w:rPr>
-          <w:rFonts w:asciiTheme="minorEastAsia" w:hAnsiTheme="minorEastAsia" w:eastAsiaTheme="minorEastAsia" w:cstheme="minorBidi"/>
-          <w:kern w:val="2"/>
-          <w:sz w:val="21"/>
-          <w:szCs w:val="21"/>
-          <w:lang w:val="en-US" w:eastAsia="zh-CN" w:bidi="ar-SA"/>
-        </w:rPr>
-        <w:footnoteRef/>
+          <w:rStyle w:val="FootnoteReference"/>
+        </w:rPr>
+        <w:t>[8]</w:t>
       </w:r>
       <w:r>
         <w:rPr>
@@ -1400,13 +1437,9 @@
       </w:pPr>
       <w:r>
         <w:rPr>
-          <w:rFonts w:asciiTheme="minorEastAsia" w:hAnsiTheme="minorEastAsia" w:eastAsiaTheme="minorEastAsia" w:cstheme="minorBidi"/>
-          <w:kern w:val="2"/>
-          <w:sz w:val="21"/>
-          <w:szCs w:val="21"/>
-          <w:lang w:val="en-US" w:eastAsia="zh-CN" w:bidi="ar-SA"/>
-        </w:rPr>
-        <w:footnoteRef/>
+          <w:rStyle w:val="FootnoteReference"/>
+        </w:rPr>
+        <w:t>[11]</w:t>
       </w:r>
       <w:r>
         <w:rPr>
@@ -1433,13 +1466,9 @@
       </w:pPr>
       <w:r>
         <w:rPr>
-          <w:rFonts w:asciiTheme="minorEastAsia" w:hAnsiTheme="minorEastAsia" w:eastAsiaTheme="minorEastAsia" w:cstheme="minorBidi"/>
-          <w:kern w:val="2"/>
-          <w:sz w:val="21"/>
-          <w:szCs w:val="21"/>
-          <w:lang w:val="en-US" w:eastAsia="zh-CN" w:bidi="ar-SA"/>
-        </w:rPr>
-        <w:footnoteRef/>
+          <w:rStyle w:val="FootnoteReference"/>
+        </w:rPr>
+        <w:t>[9]</w:t>
       </w:r>
       <w:r>
         <w:rPr>
@@ -1466,13 +1495,9 @@
       </w:pPr>
       <w:r>
         <w:rPr>
-          <w:rFonts w:asciiTheme="minorEastAsia" w:hAnsiTheme="minorEastAsia" w:eastAsiaTheme="minorEastAsia" w:cstheme="minorBidi"/>
-          <w:kern w:val="2"/>
-          <w:sz w:val="21"/>
-          <w:szCs w:val="21"/>
-          <w:lang w:val="en-US" w:eastAsia="zh-CN" w:bidi="ar-SA"/>
-        </w:rPr>
-        <w:footnoteRef/>
+          <w:rStyle w:val="FootnoteReference"/>
+        </w:rPr>
+        <w:t>[10]</w:t>
       </w:r>
       <w:r>
         <w:rPr>
@@ -1499,13 +1524,9 @@
       </w:pPr>
       <w:r>
         <w:rPr>
-          <w:rFonts w:asciiTheme="minorEastAsia" w:hAnsiTheme="minorEastAsia" w:eastAsiaTheme="minorEastAsia" w:cstheme="minorBidi"/>
-          <w:kern w:val="2"/>
-          <w:sz w:val="21"/>
-          <w:szCs w:val="21"/>
-          <w:lang w:val="en-US" w:eastAsia="zh-CN" w:bidi="ar-SA"/>
-        </w:rPr>
-        <w:footnoteRef/>
+          <w:rStyle w:val="FootnoteReference"/>
+        </w:rPr>
+        <w:t>[12]</w:t>
       </w:r>
       <w:r>
         <w:rPr>
@@ -1532,13 +1553,9 @@
       </w:pPr>
       <w:r>
         <w:rPr>
-          <w:rFonts w:asciiTheme="minorEastAsia" w:hAnsiTheme="minorEastAsia" w:eastAsiaTheme="minorEastAsia" w:cstheme="minorBidi"/>
-          <w:kern w:val="2"/>
-          <w:sz w:val="21"/>
-          <w:szCs w:val="21"/>
-          <w:lang w:val="en-US" w:eastAsia="zh-CN" w:bidi="ar-SA"/>
-        </w:rPr>
-        <w:footnoteRef/>
+          <w:rStyle w:val="FootnoteReference"/>
+        </w:rPr>
+        <w:t>[13]</w:t>
       </w:r>
       <w:r>
         <w:rPr>
@@ -1565,13 +1582,9 @@
       </w:pPr>
       <w:r>
         <w:rPr>
-          <w:rFonts w:asciiTheme="minorEastAsia" w:hAnsiTheme="minorEastAsia" w:eastAsiaTheme="minorEastAsia" w:cstheme="minorBidi"/>
-          <w:kern w:val="2"/>
-          <w:sz w:val="21"/>
-          <w:szCs w:val="21"/>
-          <w:lang w:val="en-US" w:eastAsia="zh-CN" w:bidi="ar-SA"/>
-        </w:rPr>
-        <w:footnoteRef/>
+          <w:rStyle w:val="FootnoteReference"/>
+        </w:rPr>
+        <w:t>[6]</w:t>
       </w:r>
       <w:r>
         <w:rPr>
@@ -1598,13 +1611,9 @@
       </w:pPr>
       <w:r>
         <w:rPr>
-          <w:rFonts w:asciiTheme="minorEastAsia" w:hAnsiTheme="minorEastAsia" w:eastAsiaTheme="minorEastAsia" w:cstheme="minorBidi"/>
-          <w:kern w:val="2"/>
-          <w:sz w:val="21"/>
-          <w:szCs w:val="21"/>
-          <w:lang w:val="en-US" w:eastAsia="zh-CN" w:bidi="ar-SA"/>
-        </w:rPr>
-        <w:footnoteRef/>
+          <w:rStyle w:val="FootnoteReference"/>
+        </w:rPr>
+        <w:t>[7]</w:t>
       </w:r>
       <w:r>
         <w:rPr>
@@ -1631,13 +1640,9 @@
       </w:pPr>
       <w:r>
         <w:rPr>
-          <w:rFonts w:asciiTheme="minorEastAsia" w:hAnsiTheme="minorEastAsia" w:eastAsiaTheme="minorEastAsia" w:cstheme="minorBidi"/>
-          <w:kern w:val="2"/>
-          <w:sz w:val="21"/>
-          <w:szCs w:val="21"/>
-          <w:lang w:val="en-US" w:eastAsia="zh-CN" w:bidi="ar-SA"/>
-        </w:rPr>
-        <w:footnoteRef/>
+          <w:rStyle w:val="FootnoteReference"/>
+        </w:rPr>
+        <w:t>[14]</w:t>
       </w:r>
       <w:r>
         <w:rPr>
@@ -1664,13 +1669,9 @@
       </w:pPr>
       <w:r>
         <w:rPr>
-          <w:rFonts w:asciiTheme="minorEastAsia" w:hAnsiTheme="minorEastAsia" w:eastAsiaTheme="minorEastAsia" w:cstheme="minorBidi"/>
-          <w:kern w:val="2"/>
-          <w:sz w:val="21"/>
-          <w:szCs w:val="21"/>
-          <w:lang w:val="en-US" w:eastAsia="zh-CN" w:bidi="ar-SA"/>
-        </w:rPr>
-        <w:footnoteRef/>
+          <w:rStyle w:val="FootnoteReference"/>
+        </w:rPr>
+        <w:t>[15]</w:t>
       </w:r>
       <w:r>
         <w:rPr>
